--- a/output/docx/ru/BUFRCREX_TableB_ru_22.docx
+++ b/output/docx/ru/BUFRCREX_TableB_ru_22.docx
@@ -441,7 +441,7 @@
                 <w:b w:val="0"/>
                 <w:sz w:val="16"/>
               </w:rPr>
-              <w:t>Note 136: Дескрипторы 0 22 001, 0 22 002, 0 22 003: указанное в этих позициях направление является направлением приходящих волн.</w:t>
+              <w:t>Note B136: Дескрипторы 0 22 001, 0 22 002, 0 22 003: указанное в этих позициях направление является направлением приходящих волн.</w:t>
             </w:r>
           </w:p>
         </w:tc>
@@ -634,7 +634,7 @@
                 <w:b w:val="0"/>
                 <w:sz w:val="16"/>
               </w:rPr>
-              <w:t>Note 136: Дескрипторы 0 22 001, 0 22 002, 0 22 003: указанное в этих позициях направление является направлением приходящих волн.</w:t>
+              <w:t>Note B136: Дескрипторы 0 22 001, 0 22 002, 0 22 003: указанное в этих позициях направление является направлением приходящих волн.</w:t>
             </w:r>
           </w:p>
         </w:tc>
@@ -827,7 +827,7 @@
                 <w:b w:val="0"/>
                 <w:sz w:val="16"/>
               </w:rPr>
-              <w:t>Note 136: Дескрипторы 0 22 001, 0 22 002, 0 22 003: указанное в этих позициях направление является направлением приходящих волн.</w:t>
+              <w:t>Note B136: Дескрипторы 0 22 001, 0 22 002, 0 22 003: указанное в этих позициях направление является направлением приходящих волн.</w:t>
             </w:r>
           </w:p>
         </w:tc>
@@ -1020,7 +1020,7 @@
                 <w:b w:val="0"/>
                 <w:sz w:val="16"/>
               </w:rPr>
-              <w:t>Note 54: Дескриптор 0 22 004: указанное в этой позиции направление является направлением, в котором движется течение.</w:t>
+              <w:t>Note B54: Дескриптор 0 22 004: указанное в этой позиции направление является направлением, в котором движется течение.</w:t>
             </w:r>
           </w:p>
         </w:tc>
@@ -4093,7 +4093,7 @@
                 <w:b w:val="0"/>
                 <w:sz w:val="16"/>
               </w:rPr>
-              <w:t>Note 55: Дескриптор 0 22 040 следует использовать вместо 0 22 039 для кодирования метеорологической составляющей высоты прилива (нагон или сгон).</w:t>
+              <w:t>Note B55: Дескриптор 0 22 040 следует использовать вместо 0 22 039 для кодирования метеорологической составляющей высоты прилива (нагон или сгон).</w:t>
             </w:r>
           </w:p>
         </w:tc>
@@ -4286,7 +4286,7 @@
                 <w:b w:val="0"/>
                 <w:sz w:val="16"/>
               </w:rPr>
-              <w:t>Note 55: Дескриптор 0 22 040 следует использовать вместо 0 22 039 для кодирования метеорологической составляющей высоты прилива (нагон или сгон).</w:t>
+              <w:t>Note B55: Дескриптор 0 22 040 следует использовать вместо 0 22 039 для кодирования метеорологической составляющей высоты прилива (нагон или сгон).</w:t>
             </w:r>
           </w:p>
         </w:tc>
@@ -8541,7 +8541,7 @@
                 <w:b w:val="0"/>
                 <w:sz w:val="16"/>
               </w:rPr>
-              <w:t>Note 146: Высота значительной волны определяется как четырехкратная величина квадратного корня энергетического спектра, интегрированного через направление и частоту. Она соответствует высоте более одной трети всех волн.</w:t>
+              <w:t>Note B146: Высота значительной волны определяется как четырехкратная величина квадратного корня энергетического спектра, интегрированного через направление и частоту. Она соответствует высоте более одной трети всех волн.</w:t>
             </w:r>
           </w:p>
         </w:tc>
@@ -9694,7 +9694,7 @@
                 <w:b w:val="0"/>
                 <w:sz w:val="16"/>
               </w:rPr>
-              <w:t>Note 137: Доминирующая волна — это волна, обладающая максимальной энергией в энергетическом спектре.</w:t>
+              <w:t>Note B137: Доминирующая волна — это волна, обладающая максимальной энергией в энергетическом спектре.</w:t>
             </w:r>
           </w:p>
         </w:tc>
@@ -9887,7 +9887,7 @@
                 <w:b w:val="0"/>
                 <w:sz w:val="16"/>
               </w:rPr>
-              <w:t>Note 137: Доминирующая волна — это волна, обладающая максимальной энергией в энергетическом спектре.</w:t>
+              <w:t>Note B137: Доминирующая волна — это волна, обладающая максимальной энергией в энергетическом спектре.</w:t>
             </w:r>
           </w:p>
         </w:tc>
@@ -11662,7 +11662,7 @@
                 <w:b w:val="0"/>
                 <w:sz w:val="16"/>
               </w:rPr>
-              <w:t>Note 100: Среднее направление волны — это угол альфа 1, а главное направление волны — это угол альфа 2, приблизительно равное в выражении S(f, alpha): c11 x (0,5 + r1 x cos (alpha – alpha 1) + r2 x cos (2 (alpha – alpha 2))) / pi, где S(f, alpha) — это направленный спектр волны, а c11 — ненаправленный спектр волны, и правая часть этого выражения представляет собой первые два элемента разложения рядов Фурье S(f, alpha). В случае значительного расхождения среднего и главного направлений (например, более 15°) для данной частоты указываются пересекающиеся волны.</w:t>
+              <w:t>Note B100: Среднее направление волны — это угол альфа 1, а главное направление волны — это угол альфа 2, приблизительно равное в выражении S(f, alpha): c11 x (0,5 + r1 x cos (alpha – alpha 1) + r2 x cos (2 (alpha – alpha 2))) / pi, где S(f, alpha) — это направленный спектр волны, а c11 — ненаправленный спектр волны, и правая часть этого выражения представляет собой первые два элемента разложения рядов Фурье S(f, alpha). В случае значительного расхождения среднего и главного направлений (например, более 15°) для данной частоты указываются пересекающиеся волны.</w:t>
             </w:r>
           </w:p>
         </w:tc>
@@ -13897,7 +13897,7 @@
                 <w:b w:val="0"/>
                 <w:sz w:val="16"/>
               </w:rPr>
-              <w:t>Note 107: Дополнительная информация: 0 22 097 номинальная вводимая дальность 0–10000; 0 22 098 номинальная вводимая дальность 0–10000; 0 22 099 номинальная вводимая дальность 0–359; 0 22 100 номинальная вводимая дальность 0–359; 0 22 101 номинальная вводимая дальность 0–2 x 106, но может быть больше из-за неопределенности.</w:t>
+              <w:t>Note B107: Дополнительная информация: 0 22 097 номинальная вводимая дальность 0–10000; 0 22 098 номинальная вводимая дальность 0–10000; 0 22 099 номинальная вводимая дальность 0–359; 0 22 100 номинальная вводимая дальность 0–359; 0 22 101 номинальная вводимая дальность 0–2 x 106, но может быть больше из-за неопределенности.</w:t>
             </w:r>
           </w:p>
         </w:tc>
@@ -14090,7 +14090,7 @@
                 <w:b w:val="0"/>
                 <w:sz w:val="16"/>
               </w:rPr>
-              <w:t>Note 107: Дополнительная информация: 0 22 097 номинальная вводимая дальность 0–10000; 0 22 098 номинальная вводимая дальность 0–10000; 0 22 099 номинальная вводимая дальность 0–359; 0 22 100 номинальная вводимая дальность 0–359; 0 22 101 номинальная вводимая дальность 0–2 x 106, но может быть больше из-за неопределенности.</w:t>
+              <w:t>Note B107: Дополнительная информация: 0 22 097 номинальная вводимая дальность 0–10000; 0 22 098 номинальная вводимая дальность 0–10000; 0 22 099 номинальная вводимая дальность 0–359; 0 22 100 номинальная вводимая дальность 0–359; 0 22 101 номинальная вводимая дальность 0–2 x 106, но может быть больше из-за неопределенности.</w:t>
             </w:r>
           </w:p>
         </w:tc>
@@ -14283,7 +14283,7 @@
                 <w:b w:val="0"/>
                 <w:sz w:val="16"/>
               </w:rPr>
-              <w:t>Note 107: Дополнительная информация: 0 22 097 номинальная вводимая дальность 0–10000; 0 22 098 номинальная вводимая дальность 0–10000; 0 22 099 номинальная вводимая дальность 0–359; 0 22 100 номинальная вводимая дальность 0–359; 0 22 101 номинальная вводимая дальность 0–2 x 106, но может быть больше из-за неопределенности.</w:t>
+              <w:t>Note B107: Дополнительная информация: 0 22 097 номинальная вводимая дальность 0–10000; 0 22 098 номинальная вводимая дальность 0–10000; 0 22 099 номинальная вводимая дальность 0–359; 0 22 100 номинальная вводимая дальность 0–359; 0 22 101 номинальная вводимая дальность 0–2 x 106, но может быть больше из-за неопределенности.</w:t>
             </w:r>
           </w:p>
         </w:tc>
@@ -14476,7 +14476,7 @@
                 <w:b w:val="0"/>
                 <w:sz w:val="16"/>
               </w:rPr>
-              <w:t>Note 107: Дополнительная информация: 0 22 097 номинальная вводимая дальность 0–10000; 0 22 098 номинальная вводимая дальность 0–10000; 0 22 099 номинальная вводимая дальность 0–359; 0 22 100 номинальная вводимая дальность 0–359; 0 22 101 номинальная вводимая дальность 0–2 x 106, но может быть больше из-за неопределенности.</w:t>
+              <w:t>Note B107: Дополнительная информация: 0 22 097 номинальная вводимая дальность 0–10000; 0 22 098 номинальная вводимая дальность 0–10000; 0 22 099 номинальная вводимая дальность 0–359; 0 22 100 номинальная вводимая дальность 0–359; 0 22 101 номинальная вводимая дальность 0–2 x 106, но может быть больше из-за неопределенности.</w:t>
             </w:r>
           </w:p>
         </w:tc>
@@ -14669,7 +14669,7 @@
                 <w:b w:val="0"/>
                 <w:sz w:val="16"/>
               </w:rPr>
-              <w:t>Note 107: Дополнительная информация: 0 22 097 номинальная вводимая дальность 0–10000; 0 22 098 номинальная вводимая дальность 0–10000; 0 22 099 номинальная вводимая дальность 0–359; 0 22 100 номинальная вводимая дальность 0–359; 0 22 101 номинальная вводимая дальность 0–2 x 106, но может быть больше из-за неопределенности.</w:t>
+              <w:t>Note B107: Дополнительная информация: 0 22 097 номинальная вводимая дальность 0–10000; 0 22 098 номинальная вводимая дальность 0–10000; 0 22 099 номинальная вводимая дальность 0–359; 0 22 100 номинальная вводимая дальность 0–359; 0 22 101 номинальная вводимая дальность 0–2 x 106, но может быть больше из-за неопределенности.</w:t>
             </w:r>
           </w:p>
         </w:tc>
@@ -14892,7 +14892,7 @@
                 <w:b w:val="0"/>
                 <w:sz w:val="16"/>
               </w:rPr>
-              <w:t>Note 104: Следует включать после дескриптора 0 08 090, возможно с задействованными операторами. Значение представляет собой кодируемую величину, умноженную на 10x, где x — значение, связанное с предыдущим дескриптором 0 08 090. Кодируемая величина является фактической величиной, умноженной на 10-x.</w:t>
+              <w:t>Note B104: Следует включать после дескриптора 0 08 090, возможно с задействованными операторами. Значение представляет собой кодируемую величину, умноженную на 10x, где x — значение, связанное с предыдущим дескриптором 0 08 090. Кодируемая величина является фактической величиной, умноженной на 10-x.</w:t>
             </w:r>
           </w:p>
         </w:tc>
@@ -15101,7 +15101,7 @@
                 <w:b w:val="0"/>
                 <w:sz w:val="16"/>
               </w:rPr>
-              <w:t>Note 104: Следует включать после дескриптора 0 08 090, возможно с задействованными операторами. Значение представляет собой кодируемую величину, умноженную на 10x, где x — значение, связанное с предыдущим дескриптором 0 08 090. Кодируемая величина является фактической величиной, умноженной на 10-x.</w:t>
+              <w:t>Note B104: Следует включать после дескриптора 0 08 090, возможно с задействованными операторами. Значение представляет собой кодируемую величину, умноженную на 10x, где x — значение, связанное с предыдущим дескриптором 0 08 090. Кодируемая величина является фактической величиной, умноженной на 10-x.</w:t>
             </w:r>
           </w:p>
         </w:tc>
@@ -15324,7 +15324,7 @@
                 <w:b w:val="0"/>
                 <w:sz w:val="16"/>
               </w:rPr>
-              <w:t>Note 104: Следует включать после дескриптора 0 08 090, возможно с задействованными операторами. Значение представляет собой кодируемую величину, умноженную на 10x, где x — значение, связанное с предыдущим дескриптором 0 08 090. Кодируемая величина является фактической величиной, умноженной на 10-x.</w:t>
+              <w:t>Note B104: Следует включать после дескриптора 0 08 090, возможно с задействованными операторами. Значение представляет собой кодируемую величину, умноженную на 10x, где x — значение, связанное с предыдущим дескриптором 0 08 090. Кодируемая величина является фактической величиной, умноженной на 10-x.</w:t>
             </w:r>
           </w:p>
         </w:tc>
@@ -15533,7 +15533,7 @@
                 <w:b w:val="0"/>
                 <w:sz w:val="16"/>
               </w:rPr>
-              <w:t>Note 104: Следует включать после дескриптора 0 08 090, возможно с задействованными операторами. Значение представляет собой кодируемую величину, умноженную на 10x, где x — значение, связанное с предыдущим дескриптором 0 08 090. Кодируемая величина является фактической величиной, умноженной на 10-x.</w:t>
+              <w:t>Note B104: Следует включать после дескриптора 0 08 090, возможно с задействованными операторами. Значение представляет собой кодируемую величину, умноженную на 10x, где x — значение, связанное с предыдущим дескриптором 0 08 090. Кодируемая величина является фактической величиной, умноженной на 10-x.</w:t>
             </w:r>
           </w:p>
         </w:tc>
@@ -15772,7 +15772,7 @@
                 <w:b w:val="0"/>
                 <w:sz w:val="16"/>
               </w:rPr>
-              <w:t>Note 104: Следует включать после дескриптора 0 08 090, возможно с задействованными операторами. Значение представляет собой кодируемую величину, умноженную на 10x, где x — значение, связанное с предыдущим дескриптором 0 08 090. Кодируемая величина является фактической величиной, умноженной на 10-x.</w:t>
+              <w:t>Note B104: Следует включать после дескриптора 0 08 090, возможно с задействованными операторами. Значение представляет собой кодируемую величину, умноженную на 10x, где x — значение, связанное с предыдущим дескриптором 0 08 090. Кодируемая величина является фактической величиной, умноженной на 10-x.</w:t>
             </w:r>
           </w:p>
         </w:tc>
@@ -15981,7 +15981,7 @@
                 <w:b w:val="0"/>
                 <w:sz w:val="16"/>
               </w:rPr>
-              <w:t>Note 104: Следует включать после дескриптора 0 08 090, возможно с задействованными операторами. Значение представляет собой кодируемую величину, умноженную на 10x, где x — значение, связанное с предыдущим дескриптором 0 08 090. Кодируемая величина является фактической величиной, умноженной на 10-x.</w:t>
+              <w:t>Note B104: Следует включать после дескриптора 0 08 090, возможно с задействованными операторами. Значение представляет собой кодируемую величину, умноженную на 10x, где x — значение, связанное с предыдущим дескриптором 0 08 090. Кодируемая величина является фактической величиной, умноженной на 10-x.</w:t>
             </w:r>
           </w:p>
         </w:tc>
@@ -25262,7 +25262,7 @@
                 <w:b w:val="0"/>
                 <w:sz w:val="16"/>
               </w:rPr>
-              <w:t>Note 139: Максимальная глубина постановки таких глубоководных измерителей волн цунами, как Система глубоководной оценки и оповещения о цунами (ДАРТ II) ПМЕЛ, составляет около 6 000 м.</w:t>
+              <w:t>Note B139: Максимальная глубина постановки таких глубоководных измерителей волн цунами, как Система глубоководной оценки и оповещения о цунами (ДАРТ II) ПМЕЛ, составляет около 6 000 м.</w:t>
             </w:r>
           </w:p>
         </w:tc>
@@ -25839,7 +25839,7 @@
                 <w:b w:val="0"/>
                 <w:sz w:val="16"/>
               </w:rPr>
-              <w:t>Note 13: Для кодирования информации, сообщаемой подвижными буями/платформами, вместо дескриптора 3 08 003 следует использовать дескриптор 3 08 007.</w:t>
+              <w:t>(см. примечание 11)</w:t>
             </w:r>
           </w:p>
         </w:tc>
@@ -26032,7 +26032,7 @@
                 <w:b w:val="0"/>
                 <w:sz w:val="16"/>
               </w:rPr>
-              <w:t>Note 14: Следует использовать дескриптор 3 40 010 вместо дескриптора 3 40 005.</w:t>
+              <w:t>(см. примечание 12)</w:t>
             </w:r>
           </w:p>
         </w:tc>
